--- a/DeepSkilling/Module-3/Hands-on in this document.docx
+++ b/DeepSkilling/Module-3/Hands-on in this document.docx
@@ -53,28 +53,12 @@
     </w:p>
     <w:p>
       <w:r>
-        <w:t xml:space="preserve">    Name </w:t>
-      </w:r>
-      <w:proofErr w:type="gramStart"/>
-      <w:r>
-        <w:t>VARCHAR(</w:t>
-      </w:r>
-      <w:proofErr w:type="gramEnd"/>
-      <w:r>
-        <w:t>100),</w:t>
-      </w:r>
-    </w:p>
-    <w:p>
-      <w:r>
-        <w:t xml:space="preserve">    Region </w:t>
-      </w:r>
-      <w:proofErr w:type="gramStart"/>
-      <w:r>
-        <w:t>VARCHAR(</w:t>
-      </w:r>
-      <w:proofErr w:type="gramEnd"/>
-      <w:r>
-        <w:t>50)</w:t>
+        <w:t xml:space="preserve">    Name VARCHAR(100),</w:t>
+      </w:r>
+    </w:p>
+    <w:p>
+      <w:r>
+        <w:t xml:space="preserve">    Region VARCHAR(50)</w:t>
       </w:r>
     </w:p>
     <w:p>
@@ -103,41 +87,17 @@
     </w:p>
     <w:p>
       <w:r>
-        <w:t xml:space="preserve">    ProductName </w:t>
-      </w:r>
-      <w:proofErr w:type="gramStart"/>
-      <w:r>
-        <w:t>VARCHAR(</w:t>
-      </w:r>
-      <w:proofErr w:type="gramEnd"/>
-      <w:r>
-        <w:t>100),</w:t>
-      </w:r>
-    </w:p>
-    <w:p>
-      <w:r>
-        <w:t xml:space="preserve">    Category </w:t>
-      </w:r>
-      <w:proofErr w:type="gramStart"/>
-      <w:r>
-        <w:t>VARCHAR(</w:t>
-      </w:r>
-      <w:proofErr w:type="gramEnd"/>
-      <w:r>
-        <w:t>50),</w:t>
-      </w:r>
-    </w:p>
-    <w:p>
-      <w:r>
-        <w:t xml:space="preserve">    Price </w:t>
-      </w:r>
-      <w:proofErr w:type="gramStart"/>
-      <w:r>
-        <w:t>DECIMAL(</w:t>
-      </w:r>
-      <w:proofErr w:type="gramEnd"/>
-      <w:r>
-        <w:t>10, 2)</w:t>
+        <w:t xml:space="preserve">    ProductName VARCHAR(100),</w:t>
+      </w:r>
+    </w:p>
+    <w:p>
+      <w:r>
+        <w:t xml:space="preserve">    Category VARCHAR(50),</w:t>
+      </w:r>
+    </w:p>
+    <w:p>
+      <w:r>
+        <w:t xml:space="preserve">    Price DECIMAL(10, 2)</w:t>
       </w:r>
     </w:p>
     <w:p>
@@ -192,14 +152,9 @@
       </w:r>
       <w:proofErr w:type="spellEnd"/>
       <w:r>
-        <w:t xml:space="preserve">) REFERENCES </w:t>
-      </w:r>
-      <w:proofErr w:type="gramStart"/>
-      <w:r>
-        <w:t>Customers(</w:t>
-      </w:r>
-      <w:proofErr w:type="spellStart"/>
-      <w:proofErr w:type="gramEnd"/>
+        <w:t>) REFERENCES Customers(</w:t>
+      </w:r>
+      <w:proofErr w:type="spellStart"/>
       <w:r>
         <w:t>CustomerID</w:t>
       </w:r>
@@ -266,15 +221,7 @@
     <w:p>
       <w:r>
         <w:lastRenderedPageBreak/>
-        <w:t xml:space="preserve">    FOREIGN KEY (OrderID) REFERENCES </w:t>
-      </w:r>
-      <w:proofErr w:type="gramStart"/>
-      <w:r>
-        <w:t>Orders(</w:t>
-      </w:r>
-      <w:proofErr w:type="gramEnd"/>
-      <w:r>
-        <w:t>OrderID),</w:t>
+        <w:t xml:space="preserve">    FOREIGN KEY (OrderID) REFERENCES Orders(OrderID),</w:t>
       </w:r>
     </w:p>
     <w:p>
@@ -287,14 +234,9 @@
       </w:r>
       <w:proofErr w:type="spellEnd"/>
       <w:r>
-        <w:t xml:space="preserve">) REFERENCES </w:t>
-      </w:r>
-      <w:proofErr w:type="gramStart"/>
-      <w:r>
-        <w:t>Products(</w:t>
-      </w:r>
-      <w:proofErr w:type="spellStart"/>
-      <w:proofErr w:type="gramEnd"/>
+        <w:t>) REFERENCES Products(</w:t>
+      </w:r>
+      <w:proofErr w:type="spellStart"/>
       <w:r>
         <w:t>ProductID</w:t>
       </w:r>
@@ -691,6 +633,9 @@
     </w:p>
     <w:p>
       <w:r>
+        <w:rPr>
+          <w:noProof/>
+        </w:rPr>
         <w:drawing>
           <wp:inline distT="0" distB="0" distL="0" distR="0" wp14:anchorId="47466643" wp14:editId="72CDEBE2">
             <wp:extent cx="2872989" cy="617273"/>
@@ -730,6 +675,9 @@
     </w:p>
     <w:p>
       <w:r>
+        <w:rPr>
+          <w:noProof/>
+        </w:rPr>
         <w:drawing>
           <wp:inline distT="0" distB="0" distL="0" distR="0" wp14:anchorId="6AA3B14B" wp14:editId="24D57984">
             <wp:extent cx="2903472" cy="670618"/>
@@ -769,6 +717,9 @@
     </w:p>
     <w:p>
       <w:r>
+        <w:rPr>
+          <w:noProof/>
+        </w:rPr>
         <w:drawing>
           <wp:inline distT="0" distB="0" distL="0" distR="0" wp14:anchorId="40FDEC86" wp14:editId="6867A56C">
             <wp:extent cx="2690093" cy="784928"/>
@@ -808,6 +759,9 @@
     </w:p>
     <w:p>
       <w:r>
+        <w:rPr>
+          <w:noProof/>
+        </w:rPr>
         <w:drawing>
           <wp:inline distT="0" distB="0" distL="0" distR="0" wp14:anchorId="692C387C" wp14:editId="607FE767">
             <wp:extent cx="2514818" cy="899238"/>
@@ -847,6 +801,9 @@
     </w:p>
     <w:p>
       <w:r>
+        <w:rPr>
+          <w:noProof/>
+        </w:rPr>
         <w:drawing>
           <wp:inline distT="0" distB="0" distL="0" distR="0" wp14:anchorId="0BAA3B9C" wp14:editId="1CBD96DB">
             <wp:extent cx="2232853" cy="632515"/>
@@ -886,6 +843,9 @@
     </w:p>
     <w:p>
       <w:r>
+        <w:rPr>
+          <w:noProof/>
+        </w:rPr>
         <w:drawing>
           <wp:inline distT="0" distB="0" distL="0" distR="0" wp14:anchorId="78015810" wp14:editId="669C57CB">
             <wp:extent cx="2560542" cy="701101"/>
